--- a/vvdn/mosfets/power-vdmos/README.docx
+++ b/vvdn/mosfets/power-vdmos/README.docx
@@ -89,7 +89,7 @@
           <w:color w:val="282C34"/>
           <w:sz w:val="21"/>
         </w:rPr>
-        <w:t>high avalanche energy ($E_{AS}$)</w:t>
+        <w:t>high avalanche energy (E_AS)</w:t>
       </w:r>
       <w:r>
         <w:rPr>
@@ -296,7 +296,7 @@
           <w:color w:val="282C34"/>
           <w:sz w:val="21"/>
         </w:rPr>
-        <w:t>sub-micron channel length ($L_{ch} \approx 0.5\,\mu\text{m} - 1.5\,\mu\text{m}$)</w:t>
+        <w:t>sub-micron channel length (L_ch ≈ 0.5 µm - 1.5 µm)</w:t>
       </w:r>
       <w:r>
         <w:rPr>
@@ -382,22 +382,7 @@
           <w:color w:val="282C34"/>
           <w:sz w:val="21"/>
         </w:rPr>
-        <w:t xml:space="preserve">It expands and flows vertically through the lightly doped </w:t>
-      </w:r>
-      <w:r>
-        <w:rPr>
-          <w:i/>
-          <w:color w:val="145AA0"/>
-          <w:sz w:val="21"/>
-        </w:rPr>
-        <w:t>n^-</w:t>
-      </w:r>
-      <w:r>
-        <w:rPr>
-          <w:color w:val="282C34"/>
-          <w:sz w:val="21"/>
-        </w:rPr>
-        <w:t xml:space="preserve"> drift region down to the drain header.</w:t>
+        <w:t>It expands and flows vertically through the lightly doped n^- drift region down to the drain header.</w:t>
       </w:r>
     </w:p>
     <w:p>
@@ -475,37 +460,7 @@
           <w:color w:val="282C34"/>
           <w:sz w:val="21"/>
         </w:rPr>
-        <w:t>), the transistor operates continuously in its saturation region (</w:t>
-      </w:r>
-      <w:r>
-        <w:rPr>
-          <w:i/>
-          <w:color w:val="145AA0"/>
-          <w:sz w:val="21"/>
-        </w:rPr>
-        <w:t>V_{DS \gg 0</w:t>
-      </w:r>
-      <w:r>
-        <w:rPr>
-          <w:color w:val="282C34"/>
-          <w:sz w:val="21"/>
-        </w:rPr>
-        <w:t xml:space="preserve">, </w:t>
-      </w:r>
-      <w:r>
-        <w:rPr>
-          <w:i/>
-          <w:color w:val="145AA0"/>
-          <w:sz w:val="21"/>
-        </w:rPr>
-        <w:t>I_D \gg 0</w:t>
-      </w:r>
-      <w:r>
-        <w:rPr>
-          <w:color w:val="282C34"/>
-          <w:sz w:val="21"/>
-        </w:rPr>
-        <w:t>):</w:t>
+        <w:t>), the transistor operates continuously in its saturation region (V_DS &gt;&gt; 0, I_D &gt;&gt; 0):</w:t>
       </w:r>
     </w:p>
     <w:tbl>
@@ -607,7 +562,7 @@
           <w:color w:val="282C34"/>
           <w:sz w:val="21"/>
         </w:rPr>
-        <w:t>Temperature Coefficient of Threshold Voltage ($V_{TH}$)</w:t>
+        <w:t>Temperature Coefficient of Threshold Voltage (V_TH)</w:t>
       </w:r>
       <w:r>
         <w:rPr>
@@ -623,33 +578,10 @@
       </w:pPr>
       <w:r>
         <w:rPr>
-          <w:i/>
-          <w:color w:val="145AA0"/>
-          <w:sz w:val="21"/>
-        </w:rPr>
-        <w:t>V_{TH</w:t>
-      </w:r>
-      <w:r>
-        <w:rPr>
           <w:color w:val="282C34"/>
           <w:sz w:val="21"/>
         </w:rPr>
-        <w:t xml:space="preserve"> has a negative temperature coefficient (</w:t>
-      </w:r>
-      <w:r>
-        <w:rPr>
-          <w:i/>
-          <w:color w:val="145AA0"/>
-          <w:sz w:val="21"/>
-        </w:rPr>
-        <w:t>\approx -4\,mV/^\circC</w:t>
-      </w:r>
-      <w:r>
-        <w:rPr>
-          <w:color w:val="282C34"/>
-          <w:sz w:val="21"/>
-        </w:rPr>
-        <w:t xml:space="preserve">). As a silicon cell gets hotter, its threshold drops, which encourages </w:t>
+        <w:t xml:space="preserve">V_TH has a negative temperature coefficient (≈ -4 mV/°C). As a silicon cell gets hotter, its threshold drops, which encourages </w:t>
       </w:r>
       <w:r>
         <w:rPr>
@@ -698,37 +630,7 @@
           <w:color w:val="282C34"/>
           <w:sz w:val="21"/>
         </w:rPr>
-        <w:t>At high drain currents, the positive temperature coefficient of carrier mobility (</w:t>
-      </w:r>
-      <w:r>
-        <w:rPr>
-          <w:i/>
-          <w:color w:val="145AA0"/>
-          <w:sz w:val="21"/>
-        </w:rPr>
-        <w:t>µ_n(T) \propto T^{-1.5</w:t>
-      </w:r>
-      <w:r>
-        <w:rPr>
-          <w:color w:val="282C34"/>
-          <w:sz w:val="21"/>
-        </w:rPr>
-        <w:t xml:space="preserve">) counteracts the </w:t>
-      </w:r>
-      <w:r>
-        <w:rPr>
-          <w:i/>
-          <w:color w:val="145AA0"/>
-          <w:sz w:val="21"/>
-        </w:rPr>
-        <w:t>V_{TH</w:t>
-      </w:r>
-      <w:r>
-        <w:rPr>
-          <w:color w:val="282C34"/>
-          <w:sz w:val="21"/>
-        </w:rPr>
-        <w:t xml:space="preserve"> effect. The current where these two effects cancel is the </w:t>
+        <w:t xml:space="preserve">At high drain currents, the positive temperature coefficient of carrier mobility (µ_n(T) proportional to T^-1.5) counteracts the V_TH effect. The current where these two effects cancel is the </w:t>
       </w:r>
       <w:r>
         <w:rPr>
@@ -772,22 +674,7 @@
           <w:color w:val="282C34"/>
           <w:sz w:val="21"/>
         </w:rPr>
-        <w:t>, the cell density is so high that the ZTC current is pushed to extreme levels (</w:t>
-      </w:r>
-      <w:r>
-        <w:rPr>
-          <w:i/>
-          <w:color w:val="145AA0"/>
-          <w:sz w:val="21"/>
-        </w:rPr>
-        <w:t>&gt; 50\,A</w:t>
-      </w:r>
-      <w:r>
-        <w:rPr>
-          <w:color w:val="282C34"/>
-          <w:sz w:val="21"/>
-        </w:rPr>
-        <w:t xml:space="preserve">). When operated in linear mode at low-to-moderate currents, localized hot spots experience runaway current concentration (the </w:t>
+        <w:t xml:space="preserve">, the cell density is so high that the ZTC current is pushed to extreme levels (&gt; 50 A). When operated in linear mode at low-to-moderate currents, localized hot spots experience runaway current concentration (the </w:t>
       </w:r>
       <w:r>
         <w:rPr>
@@ -970,48 +857,133 @@
           <w:color w:val="282C34"/>
           <w:sz w:val="21"/>
         </w:rPr>
-        <w:t xml:space="preserve">During avalanche breakdown, the drain voltage clamps at </w:t>
-      </w:r>
-      <w:r>
-        <w:rPr>
-          <w:i/>
-          <w:color w:val="145AA0"/>
-          <w:sz w:val="21"/>
-        </w:rPr>
-        <w:t>V_{(BR)DSS</w:t>
-      </w:r>
-      <w:r>
-        <w:rPr>
-          <w:color w:val="282C34"/>
-          <w:sz w:val="21"/>
-        </w:rPr>
-        <w:t>, and the inductor current ramps down to zero:</w:t>
+        <w:t>During avalanche breakdown, the drain voltage clamps at V_(BR)DSS, and the inductor current ramps down to zero:</w:t>
       </w:r>
     </w:p>
+    <w:tbl>
+      <w:tblPr>
+        <w:tblW w:type="auto" w:w="0"/>
+        <w:jc w:val="center"/>
+        <w:tblLook w:firstColumn="1" w:firstRow="1" w:lastColumn="0" w:lastRow="0" w:noHBand="0" w:noVBand="1" w:val="04A0"/>
+      </w:tblPr>
+      <w:tblGrid>
+        <w:gridCol w:w="9792"/>
+      </w:tblGrid>
+      <w:tr>
+        <w:tc>
+          <w:tcPr>
+            <w:tcW w:type="dxa" w:w="9792"/>
+            <w:shd w:fill="F5F6F8"/>
+            <w:tcMar>
+              <w:top w:w="80" w:type="dxa"/>
+              <w:bottom w:w="80" w:type="dxa"/>
+              <w:left w:w="140" w:type="dxa"/>
+              <w:right w:w="140" w:type="dxa"/>
+            </w:tcMar>
+            <w:tcBorders>
+              <w:left w:val="single" w:sz="18" w:space="0" w:color="CBD5E0"/>
+              <w:top w:val="none"/>
+              <w:right w:val="none"/>
+              <w:bottom w:val="none"/>
+            </w:tcBorders>
+          </w:tcPr>
+          <w:p>
+            <w:pPr>
+              <w:spacing w:line="240" w:lineRule="auto" w:after="0"/>
+            </w:pPr>
+            <w:r>
+              <w:rPr>
+                <w:rFonts w:ascii="Consolas" w:hAnsi="Consolas"/>
+                <w:color w:val="2D3748"/>
+                <w:sz w:val="18"/>
+              </w:rPr>
+              <w:t>E_AS = 0.5 * L * I_AS^2 * [ V_(BR)DSS / (V_(BR)DSS - V_DD) ]</w:t>
+            </w:r>
+          </w:p>
+        </w:tc>
+      </w:tr>
+    </w:tbl>
+    <w:p/>
     <w:p>
       <w:pPr>
         <w:spacing w:after="80"/>
       </w:pPr>
       <w:r>
         <w:rPr>
-          <w:i/>
-          <w:color w:val="145AA0"/>
+          <w:color w:val="282C34"/>
           <w:sz w:val="21"/>
         </w:rPr>
+        <w:t>Where:</w:t>
       </w:r>
+    </w:p>
+    <w:p>
+      <w:pPr>
+        <w:pStyle w:val="ListBullet"/>
+        <w:spacing w:after="40"/>
+        <w:ind w:left="360"/>
+      </w:pPr>
       <w:r>
         <w:rPr>
           <w:color w:val="282C34"/>
           <w:sz w:val="21"/>
         </w:rPr>
-        <w:t>E_{AS} = \frac{1}{2} L \cdot I_{AS}^2 \left( \frac{V_{(BR)DSS}}{V_{(BR)DSS} - V_{DD}} \right)</w:t>
+        <w:t>E_AS: Single-pulse unclamped inductive avalanche energy absorbed by the VDMOS die (J)</w:t>
       </w:r>
+    </w:p>
+    <w:p>
+      <w:pPr>
+        <w:pStyle w:val="ListBullet"/>
+        <w:spacing w:after="40"/>
+        <w:ind w:left="360"/>
+      </w:pPr>
       <w:r>
         <w:rPr>
-          <w:i/>
-          <w:color w:val="145AA0"/>
+          <w:color w:val="282C34"/>
           <w:sz w:val="21"/>
         </w:rPr>
+        <w:t>L: Unclamped inductive test load inductance (H)</w:t>
+      </w:r>
+    </w:p>
+    <w:p>
+      <w:pPr>
+        <w:pStyle w:val="ListBullet"/>
+        <w:spacing w:after="40"/>
+        <w:ind w:left="360"/>
+      </w:pPr>
+      <w:r>
+        <w:rPr>
+          <w:color w:val="282C34"/>
+          <w:sz w:val="21"/>
+        </w:rPr>
+        <w:t>I_AS: Peak drain current at the moment of avalanche turn-off (A)</w:t>
+      </w:r>
+    </w:p>
+    <w:p>
+      <w:pPr>
+        <w:pStyle w:val="ListBullet"/>
+        <w:spacing w:after="40"/>
+        <w:ind w:left="360"/>
+      </w:pPr>
+      <w:r>
+        <w:rPr>
+          <w:color w:val="282C34"/>
+          <w:sz w:val="21"/>
+        </w:rPr>
+        <w:t>V_(BR)DSS: Drain-to-source breakdown voltage rating (V)</w:t>
+      </w:r>
+    </w:p>
+    <w:p>
+      <w:pPr>
+        <w:pStyle w:val="ListBullet"/>
+        <w:spacing w:after="40"/>
+        <w:ind w:left="360"/>
+      </w:pPr>
+      <w:r>
+        <w:rPr>
+          <w:color w:val="282C34"/>
+          <w:sz w:val="21"/>
+        </w:rPr>
+        <w:t>V_DD: Power supply rail voltage (V)</w:t>
       </w:r>
     </w:p>
     <w:p>
@@ -1024,24 +996,7 @@
           <w:color w:val="4682B4"/>
           <w:sz w:val="24"/>
         </w:rPr>
-        <w:t xml:space="preserve">Why VDMOS Has Superior </w:t>
-      </w:r>
-      <w:r>
-        <w:rPr>
-          <w:b/>
-          <w:i/>
-          <w:color w:val="145AA0"/>
-          <w:sz w:val="24"/>
-        </w:rPr>
-        <w:t>E_{AS</w:t>
-      </w:r>
-      <w:r>
-        <w:rPr>
-          <w:b/>
-          <w:color w:val="4682B4"/>
-          <w:sz w:val="24"/>
-        </w:rPr>
-        <w:t>:</w:t>
+        <w:t>Why VDMOS Has Superior E_AS:</w:t>
       </w:r>
     </w:p>
     <w:p>
@@ -1053,52 +1008,7 @@
           <w:color w:val="282C34"/>
           <w:sz w:val="21"/>
         </w:rPr>
-        <w:t xml:space="preserve">Inside every MOSFET cell resides a parasitic </w:t>
-      </w:r>
-      <w:r>
-        <w:rPr>
-          <w:i/>
-          <w:color w:val="145AA0"/>
-          <w:sz w:val="21"/>
-        </w:rPr>
-        <w:t>n^+-p-n^-</w:t>
-      </w:r>
-      <w:r>
-        <w:rPr>
-          <w:color w:val="282C34"/>
-          <w:sz w:val="21"/>
-        </w:rPr>
-        <w:t xml:space="preserve"> Bipolar Junction Transistor (Source = Emitter, P-body = Base, Drift layer = Collector). If avalanche current flowing laterally through the p-body resistance (</w:t>
-      </w:r>
-      <w:r>
-        <w:rPr>
-          <w:i/>
-          <w:color w:val="145AA0"/>
-          <w:sz w:val="21"/>
-        </w:rPr>
-        <w:t>R_{body</w:t>
-      </w:r>
-      <w:r>
-        <w:rPr>
-          <w:color w:val="282C34"/>
-          <w:sz w:val="21"/>
-        </w:rPr>
-        <w:t xml:space="preserve">) drops </w:t>
-      </w:r>
-      <w:r>
-        <w:rPr>
-          <w:i/>
-          <w:color w:val="145AA0"/>
-          <w:sz w:val="21"/>
-        </w:rPr>
-        <w:t>&gt; 0.7\,V</w:t>
-      </w:r>
-      <w:r>
-        <w:rPr>
-          <w:color w:val="282C34"/>
-          <w:sz w:val="21"/>
-        </w:rPr>
-        <w:t>, the parasitic BJT latches ON, creating a localized second-breakdown short that destroys the FET.</w:t>
+        <w:t>Inside every MOSFET cell resides a parasitic n^+-p-n^- Bipolar Junction Transistor (Source = Emitter, P-body = Base, Drift layer = Collector). If avalanche current flowing laterally through the p-body resistance (R_body) drops &gt; 0.7 V, the parasitic BJT latches ON, creating a localized second-breakdown short that destroys the FET.</w:t>
       </w:r>
     </w:p>
     <w:p>
@@ -1110,37 +1020,7 @@
           <w:color w:val="282C34"/>
           <w:sz w:val="21"/>
         </w:rPr>
-        <w:t xml:space="preserve">VDMOS planar geometry allows designers to integrate a heavy, highly conductive </w:t>
-      </w:r>
-      <w:r>
-        <w:rPr>
-          <w:i/>
-          <w:color w:val="145AA0"/>
-          <w:sz w:val="21"/>
-        </w:rPr>
-        <w:t>p^+</w:t>
-      </w:r>
-      <w:r>
-        <w:rPr>
-          <w:color w:val="282C34"/>
-          <w:sz w:val="21"/>
-        </w:rPr>
-        <w:t xml:space="preserve"> center body plug beneath the source contact, keeping </w:t>
-      </w:r>
-      <w:r>
-        <w:rPr>
-          <w:i/>
-          <w:color w:val="145AA0"/>
-          <w:sz w:val="21"/>
-        </w:rPr>
-        <w:t>R_{body</w:t>
-      </w:r>
-      <w:r>
-        <w:rPr>
-          <w:color w:val="282C34"/>
-          <w:sz w:val="21"/>
-        </w:rPr>
-        <w:t xml:space="preserve"> extremely low and preventing parasitic BJT turn-on even under brutal multi-joule avalanche discharge pulses.</w:t>
+        <w:t>VDMOS planar geometry allows designers to integrate a heavy, highly conductive p^+ center body plug beneath the source contact, keeping R_body extremely low and preventing parasitic BJT turn-on even under brutal multi-joule avalanche discharge pulses.</w:t>
       </w:r>
     </w:p>
     <w:p>
@@ -1286,65 +1166,10 @@
             <w:r>
               <w:rPr>
                 <w:b/>
-                <w:i/>
-                <w:color w:val="145AA0"/>
+                <w:color w:val="FFFFFF"/>
                 <w:sz w:val="19"/>
               </w:rPr>
-              <w:t>V_{DS(max)</w:t>
-            </w:r>
-          </w:p>
-        </w:tc>
-        <w:tc>
-          <w:tcPr>
-            <w:tcW w:type="dxa" w:w="1224"/>
-            <w:shd w:fill="204A6E"/>
-            <w:tcMar>
-              <w:top w:w="100" w:type="dxa"/>
-              <w:bottom w:w="100" w:type="dxa"/>
-              <w:left w:w="120" w:type="dxa"/>
-              <w:right w:w="120" w:type="dxa"/>
-            </w:tcMar>
-            <w:vAlign w:val="center"/>
-          </w:tcPr>
-          <w:p>
-            <w:pPr>
-              <w:spacing w:after="0"/>
-            </w:pPr>
-            <w:r>
-              <w:rPr>
-                <w:b/>
-                <w:i/>
-                <w:color w:val="145AA0"/>
-                <w:sz w:val="19"/>
-              </w:rPr>
-              <w:t>I_{D(max)</w:t>
-            </w:r>
-          </w:p>
-        </w:tc>
-        <w:tc>
-          <w:tcPr>
-            <w:tcW w:type="dxa" w:w="1224"/>
-            <w:shd w:fill="204A6E"/>
-            <w:tcMar>
-              <w:top w:w="100" w:type="dxa"/>
-              <w:bottom w:w="100" w:type="dxa"/>
-              <w:left w:w="120" w:type="dxa"/>
-              <w:right w:w="120" w:type="dxa"/>
-            </w:tcMar>
-            <w:vAlign w:val="center"/>
-          </w:tcPr>
-          <w:p>
-            <w:pPr>
-              <w:spacing w:after="0"/>
-            </w:pPr>
-            <w:r>
-              <w:rPr>
-                <w:b/>
-                <w:i/>
-                <w:color w:val="145AA0"/>
-                <w:sz w:val="19"/>
-              </w:rPr>
-              <w:t>R_{DS(on)</w:t>
+              <w:t>V_DS(max)</w:t>
             </w:r>
           </w:p>
         </w:tc>
@@ -1370,16 +1195,59 @@
                 <w:color w:val="FFFFFF"/>
                 <w:sz w:val="19"/>
               </w:rPr>
-              <w:t xml:space="preserve">Single Pulse </w:t>
+              <w:t>I_D(max)</w:t>
             </w:r>
+          </w:p>
+        </w:tc>
+        <w:tc>
+          <w:tcPr>
+            <w:tcW w:type="dxa" w:w="1224"/>
+            <w:shd w:fill="204A6E"/>
+            <w:tcMar>
+              <w:top w:w="100" w:type="dxa"/>
+              <w:bottom w:w="100" w:type="dxa"/>
+              <w:left w:w="120" w:type="dxa"/>
+              <w:right w:w="120" w:type="dxa"/>
+            </w:tcMar>
+            <w:vAlign w:val="center"/>
+          </w:tcPr>
+          <w:p>
+            <w:pPr>
+              <w:spacing w:after="0"/>
+            </w:pPr>
             <w:r>
               <w:rPr>
                 <w:b/>
-                <w:i/>
-                <w:color w:val="145AA0"/>
+                <w:color w:val="FFFFFF"/>
                 <w:sz w:val="19"/>
               </w:rPr>
-              <w:t>E_{AS</w:t>
+              <w:t>R_DS(on)</w:t>
+            </w:r>
+          </w:p>
+        </w:tc>
+        <w:tc>
+          <w:tcPr>
+            <w:tcW w:type="dxa" w:w="1224"/>
+            <w:shd w:fill="204A6E"/>
+            <w:tcMar>
+              <w:top w:w="100" w:type="dxa"/>
+              <w:bottom w:w="100" w:type="dxa"/>
+              <w:left w:w="120" w:type="dxa"/>
+              <w:right w:w="120" w:type="dxa"/>
+            </w:tcMar>
+            <w:vAlign w:val="center"/>
+          </w:tcPr>
+          <w:p>
+            <w:pPr>
+              <w:spacing w:after="0"/>
+            </w:pPr>
+            <w:r>
+              <w:rPr>
+                <w:b/>
+                <w:color w:val="FFFFFF"/>
+                <w:sz w:val="19"/>
+              </w:rPr>
+              <w:t>Single Pulse E_AS</w:t>
             </w:r>
           </w:p>
         </w:tc>
@@ -1501,11 +1369,10 @@
             </w:pPr>
             <w:r>
               <w:rPr>
-                <w:i/>
-                <w:color w:val="145AA0"/>
+                <w:color w:val="282C34"/>
                 <w:sz w:val="18"/>
               </w:rPr>
-              <w:t>100\,V</w:t>
+              <w:t>100 V</w:t>
             </w:r>
           </w:p>
         </w:tc>
@@ -1526,11 +1393,10 @@
             </w:pPr>
             <w:r>
               <w:rPr>
-                <w:i/>
-                <w:color w:val="145AA0"/>
+                <w:color w:val="282C34"/>
                 <w:sz w:val="18"/>
               </w:rPr>
-              <w:t>33\,A</w:t>
+              <w:t>33 A</w:t>
             </w:r>
           </w:p>
         </w:tc>
@@ -1551,11 +1417,10 @@
             </w:pPr>
             <w:r>
               <w:rPr>
-                <w:i/>
-                <w:color w:val="145AA0"/>
+                <w:color w:val="282C34"/>
                 <w:sz w:val="18"/>
               </w:rPr>
-              <w:t>44\,m\Omega</w:t>
+              <w:t>44 mΩ</w:t>
             </w:r>
           </w:p>
         </w:tc>
@@ -1576,11 +1441,10 @@
             </w:pPr>
             <w:r>
               <w:rPr>
-                <w:i/>
-                <w:color w:val="145AA0"/>
+                <w:color w:val="282C34"/>
                 <w:sz w:val="18"/>
               </w:rPr>
-              <w:t>260\,mJ</w:t>
+              <w:t>260 mJ</w:t>
             </w:r>
           </w:p>
         </w:tc>
@@ -1704,11 +1568,10 @@
             </w:pPr>
             <w:r>
               <w:rPr>
-                <w:i/>
-                <w:color w:val="145AA0"/>
+                <w:color w:val="282C34"/>
                 <w:sz w:val="18"/>
               </w:rPr>
-              <w:t>200\,V</w:t>
+              <w:t>200 V</w:t>
             </w:r>
           </w:p>
         </w:tc>
@@ -1730,11 +1593,10 @@
             </w:pPr>
             <w:r>
               <w:rPr>
-                <w:i/>
-                <w:color w:val="145AA0"/>
+                <w:color w:val="282C34"/>
                 <w:sz w:val="18"/>
               </w:rPr>
-              <w:t>18\,A</w:t>
+              <w:t>18 A</w:t>
             </w:r>
           </w:p>
         </w:tc>
@@ -1756,11 +1618,10 @@
             </w:pPr>
             <w:r>
               <w:rPr>
-                <w:i/>
-                <w:color w:val="145AA0"/>
+                <w:color w:val="282C34"/>
                 <w:sz w:val="18"/>
               </w:rPr>
-              <w:t>150\,m\Omega</w:t>
+              <w:t>150 mΩ</w:t>
             </w:r>
           </w:p>
         </w:tc>
@@ -1782,11 +1643,10 @@
             </w:pPr>
             <w:r>
               <w:rPr>
-                <w:i/>
-                <w:color w:val="145AA0"/>
+                <w:color w:val="282C34"/>
                 <w:sz w:val="18"/>
               </w:rPr>
-              <w:t>247\,mJ</w:t>
+              <w:t>247 mJ</w:t>
             </w:r>
           </w:p>
         </w:tc>
@@ -1907,11 +1767,10 @@
             </w:pPr>
             <w:r>
               <w:rPr>
-                <w:i/>
-                <w:color w:val="145AA0"/>
+                <w:color w:val="282C34"/>
                 <w:sz w:val="18"/>
               </w:rPr>
-              <w:t>500\,V</w:t>
+              <w:t>500 V</w:t>
             </w:r>
           </w:p>
         </w:tc>
@@ -1932,11 +1791,10 @@
             </w:pPr>
             <w:r>
               <w:rPr>
-                <w:i/>
-                <w:color w:val="145AA0"/>
+                <w:color w:val="282C34"/>
                 <w:sz w:val="18"/>
               </w:rPr>
-              <w:t>8.0\,A</w:t>
+              <w:t>8.0 A</w:t>
             </w:r>
           </w:p>
         </w:tc>
@@ -1957,11 +1815,10 @@
             </w:pPr>
             <w:r>
               <w:rPr>
-                <w:i/>
-                <w:color w:val="145AA0"/>
+                <w:color w:val="282C34"/>
                 <w:sz w:val="18"/>
               </w:rPr>
-              <w:t>850\,m\Omega</w:t>
+              <w:t>850 mΩ</w:t>
             </w:r>
           </w:p>
         </w:tc>
@@ -1982,11 +1839,10 @@
             </w:pPr>
             <w:r>
               <w:rPr>
-                <w:i/>
-                <w:color w:val="145AA0"/>
+                <w:color w:val="282C34"/>
                 <w:sz w:val="18"/>
               </w:rPr>
-              <w:t>510\,mJ</w:t>
+              <w:t>510 mJ</w:t>
             </w:r>
           </w:p>
         </w:tc>
@@ -2110,11 +1966,10 @@
             </w:pPr>
             <w:r>
               <w:rPr>
-                <w:i/>
-                <w:color w:val="145AA0"/>
+                <w:color w:val="282C34"/>
                 <w:sz w:val="18"/>
               </w:rPr>
-              <w:t>600\,V</w:t>
+              <w:t>600 V</w:t>
             </w:r>
           </w:p>
         </w:tc>
@@ -2136,11 +1991,10 @@
             </w:pPr>
             <w:r>
               <w:rPr>
-                <w:i/>
-                <w:color w:val="145AA0"/>
+                <w:color w:val="282C34"/>
                 <w:sz w:val="18"/>
               </w:rPr>
-              <w:t>10\,A</w:t>
+              <w:t>10 A</w:t>
             </w:r>
           </w:p>
         </w:tc>
@@ -2162,11 +2016,10 @@
             </w:pPr>
             <w:r>
               <w:rPr>
-                <w:i/>
-                <w:color w:val="145AA0"/>
+                <w:color w:val="282C34"/>
                 <w:sz w:val="18"/>
               </w:rPr>
-              <w:t>650\,m\Omega</w:t>
+              <w:t>650 mΩ</w:t>
             </w:r>
           </w:p>
         </w:tc>
@@ -2188,11 +2041,10 @@
             </w:pPr>
             <w:r>
               <w:rPr>
-                <w:i/>
-                <w:color w:val="145AA0"/>
+                <w:color w:val="282C34"/>
                 <w:sz w:val="18"/>
               </w:rPr>
-              <w:t>300\,mJ</w:t>
+              <w:t>300 mJ</w:t>
             </w:r>
           </w:p>
         </w:tc>
@@ -2313,11 +2165,10 @@
             </w:pPr>
             <w:r>
               <w:rPr>
-                <w:i/>
-                <w:color w:val="145AA0"/>
+                <w:color w:val="282C34"/>
                 <w:sz w:val="18"/>
               </w:rPr>
-              <w:t>200\,V</w:t>
+              <w:t>200 V</w:t>
             </w:r>
           </w:p>
         </w:tc>
@@ -2338,11 +2189,10 @@
             </w:pPr>
             <w:r>
               <w:rPr>
-                <w:i/>
-                <w:color w:val="145AA0"/>
+                <w:color w:val="282C34"/>
                 <w:sz w:val="18"/>
               </w:rPr>
-              <w:t>16\,A</w:t>
+              <w:t>16 A</w:t>
             </w:r>
           </w:p>
         </w:tc>
@@ -2363,11 +2213,10 @@
             </w:pPr>
             <w:r>
               <w:rPr>
-                <w:i/>
-                <w:color w:val="145AA0"/>
+                <w:color w:val="282C34"/>
                 <w:sz w:val="18"/>
               </w:rPr>
-              <w:t>160\,m\Omega</w:t>
+              <w:t>160 mΩ</w:t>
             </w:r>
           </w:p>
         </w:tc>
